--- a/paper_springer/LAHO_Discover_IoT_Springer_Format.docx
+++ b/paper_springer/LAHO_Discover_IoT_Springer_Format.docx
@@ -15,7 +15,7 @@
           <w:sz w:val="34"/>
           <w:szCs w:val="34"/>
         </w:rPr>
-        <w:t xml:space="preserve">LAHO: A GPS-Assisted, Load-Aware Adaptive Fuzzy Handover Algorithm for Congestion-Resilient 5G Heterogeneous Cellular Networks</w:t>
+        <w:t xml:space="preserve">A GPS-Assisted, Load-Aware Adaptive Fuzzy Handover Algorithm (LAHO) for Congestion-Resilient 5G Heterogeneous Cellular Networks</w:t>
       </w:r>
     </w:p>
     <w:p>
